--- a/03 — Cybersecurity Engineering/sec-01 Splunk Brute Force Detection Lab/01 Project Overview.docx
+++ b/03 — Cybersecurity Engineering/sec-01 Splunk Brute Force Detection Lab/01 Project Overview.docx
@@ -335,7 +335,7 @@
                 <w:rPr>
                   <w:rStyle w:val="Hyperlink"/>
                 </w:rPr>
-                <w:t xml:space="preserve">khancam15/splunk-bruteforce-detection-lab</w:t>
+                <w:t xml:space="preserve">khaneilcampbell/splunk-bruteforce-detection-lab</w:t>
               </w:r>
             </w:hyperlink>
           </w:p>
